--- a/docs/templates/samples/piesa-mapping/case-2-life-support-fixes.docx
+++ b/docs/templates/samples/piesa-mapping/case-2-life-support-fixes.docx
@@ -544,13 +544,6 @@
               <w:spacing w:after="100"/>
             </w:pPr>
             <w:r>
-              <w:r>
-                <w:rPr>
-                  <w:rFonts w:ascii="Wingdings" w:hAnsi="Wingdings"/>
-                  <w:noProof/>
-                </w:rPr>
-                <w:t>þ</w:t>
-              </w:r>
               <w:fldChar w:fldCharType="begin">
                 <w:ffData>
                   <w:name w:val="Check1"/>
@@ -559,6 +552,7 @@
                   <w:checkBox>
                     <w:sizeAuto/>
                     <w:default w:val="1"/>
+                    <w:checked w:val="1"/>
                   </w:checkBox>
                 </w:ffData>
               </w:fldChar>
@@ -590,6 +584,7 @@
                   <w:checkBox>
                     <w:sizeAuto/>
                     <w:default w:val="0"/>
+                    <w:checked w:val="0"/>
                   </w:checkBox>
                 </w:ffData>
               </w:fldChar>
@@ -623,6 +618,7 @@
                   <w:checkBox>
                     <w:sizeAuto/>
                     <w:default w:val="0"/>
+                    <w:checked w:val="0"/>
                   </w:checkBox>
                 </w:ffData>
               </w:fldChar>
@@ -645,13 +641,6 @@
               <w:spacing w:after="100"/>
             </w:pPr>
             <w:r>
-              <w:r>
-                <w:rPr>
-                  <w:rFonts w:ascii="Wingdings" w:hAnsi="Wingdings"/>
-                  <w:noProof/>
-                </w:rPr>
-                <w:t>þ</w:t>
-              </w:r>
               <w:fldChar w:fldCharType="begin">
                 <w:ffData>
                   <w:name w:val="Check1"/>
@@ -660,6 +649,7 @@
                   <w:checkBox>
                     <w:sizeAuto/>
                     <w:default w:val="1"/>
+                    <w:checked w:val="1"/>
                   </w:checkBox>
                 </w:ffData>
               </w:fldChar>
@@ -764,13 +754,6 @@
               <w:spacing w:after="100"/>
             </w:pPr>
             <w:r>
-              <w:r>
-                <w:rPr>
-                  <w:rFonts w:ascii="Wingdings" w:hAnsi="Wingdings"/>
-                  <w:noProof/>
-                </w:rPr>
-                <w:t>þ</w:t>
-              </w:r>
               <w:fldChar w:fldCharType="begin">
                 <w:ffData>
                   <w:name w:val="Check1"/>
@@ -779,6 +762,7 @@
                   <w:checkBox>
                     <w:sizeAuto/>
                     <w:default w:val="1"/>
+                    <w:checked w:val="1"/>
                   </w:checkBox>
                 </w:ffData>
               </w:fldChar>
@@ -808,6 +792,7 @@
                   <w:checkBox>
                     <w:sizeAuto/>
                     <w:default w:val="0"/>
+                    <w:checked w:val="0"/>
                   </w:checkBox>
                 </w:ffData>
               </w:fldChar>
@@ -916,34 +901,6 @@
           <w:p/>
           <w:p>
             <w:r>
-              <w:r>
-                <w:rPr>
-                  <w:rFonts w:ascii="Wingdings" w:hAnsi="Wingdings"/>
-                  <w:noProof/>
-                </w:rPr>
-                <w:t>þ</w:t>
-              </w:r>
-              <w:r>
-                <w:rPr>
-                  <w:rFonts w:ascii="Wingdings" w:hAnsi="Wingdings"/>
-                  <w:noProof/>
-                </w:rPr>
-                <w:t>þ</w:t>
-              </w:r>
-              <w:r>
-                <w:rPr>
-                  <w:rFonts w:ascii="Wingdings" w:hAnsi="Wingdings"/>
-                  <w:noProof/>
-                </w:rPr>
-                <w:t>þ</w:t>
-              </w:r>
-              <w:r>
-                <w:rPr>
-                  <w:rFonts w:ascii="Wingdings" w:hAnsi="Wingdings"/>
-                  <w:noProof/>
-                </w:rPr>
-                <w:t>þ</w:t>
-              </w:r>
               <w:fldChar w:fldCharType="begin">
                 <w:ffData>
                   <w:name w:val="Check1"/>
@@ -952,6 +909,7 @@
                   <w:checkBox>
                     <w:sizeAuto/>
                     <w:default w:val="1"/>
+                    <w:checked w:val="1"/>
                   </w:checkBox>
                 </w:ffData>
               </w:fldChar>
@@ -981,6 +939,7 @@
                   <w:checkBox>
                     <w:sizeAuto/>
                     <w:default w:val="0"/>
+                    <w:checked w:val="0"/>
                   </w:checkBox>
                 </w:ffData>
               </w:fldChar>
@@ -1002,6 +961,36 @@
             </w:r>
           </w:p>
           <w:p>
+            <w:r>
+              <w:fldChar w:fldCharType="begin">
+                <w:ffData>
+                  <w:name w:val="Check1"/>
+                  <w:enabled/>
+                  <w:calcOnExit w:val="0"/>
+                  <w:checkBox>
+                    <w:sizeAuto/>
+                    <w:default w:val="1"/>
+                    <w:checked w:val="1"/>
+                  </w:checkBox>
+                </w:ffData>
+              </w:fldChar>
+            </w:r>
+            <w:r>
+              <w:instrText xml:space="preserve"> FORMCHECKBOX </w:instrText>
+            </w:r>
+            <w:r>
+              <w:fldChar w:fldCharType="separate"/>
+            </w:r>
+            <w:r>
+              <w:fldChar w:fldCharType="end"/>
+            </w:r>
+            <w:r>
+              <w:t xml:space="preserve"> Yes</w:t>
+            </w:r>
+            <w:r>
+              <w:tab/>
+              <w:t xml:space="preserve"> </w:t>
+            </w:r>
             <w:r>
               <w:fldChar w:fldCharType="begin">
                 <w:ffData>
@@ -1011,6 +1000,39 @@
                   <w:checkBox>
                     <w:sizeAuto/>
                     <w:default w:val="0"/>
+                    <w:checked w:val="0"/>
+                  </w:checkBox>
+                </w:ffData>
+              </w:fldChar>
+            </w:r>
+            <w:r>
+              <w:instrText xml:space="preserve"> FORMCHECKBOX </w:instrText>
+            </w:r>
+            <w:r>
+              <w:fldChar w:fldCharType="separate"/>
+            </w:r>
+            <w:r>
+              <w:fldChar w:fldCharType="end"/>
+            </w:r>
+            <w:r>
+              <w:t xml:space="preserve"> </w:t>
+            </w:r>
+            <w:r>
+              <w:t>No</w:t>
+            </w:r>
+          </w:p>
+          <w:p/>
+          <w:p>
+            <w:r>
+              <w:fldChar w:fldCharType="begin">
+                <w:ffData>
+                  <w:name w:val="Check1"/>
+                  <w:enabled/>
+                  <w:calcOnExit w:val="0"/>
+                  <w:checkBox>
+                    <w:sizeAuto/>
+                    <w:default w:val="1"/>
+                    <w:checked w:val="1"/>
                   </w:checkBox>
                 </w:ffData>
               </w:fldChar>
@@ -1040,66 +1062,7 @@
                   <w:checkBox>
                     <w:sizeAuto/>
                     <w:default w:val="0"/>
-                  </w:checkBox>
-                </w:ffData>
-              </w:fldChar>
-            </w:r>
-            <w:r>
-              <w:instrText xml:space="preserve"> FORMCHECKBOX </w:instrText>
-            </w:r>
-            <w:r>
-              <w:fldChar w:fldCharType="separate"/>
-            </w:r>
-            <w:r>
-              <w:fldChar w:fldCharType="end"/>
-            </w:r>
-            <w:r>
-              <w:t xml:space="preserve"> </w:t>
-            </w:r>
-            <w:r>
-              <w:t>No</w:t>
-            </w:r>
-          </w:p>
-          <w:p/>
-          <w:p>
-            <w:r>
-              <w:fldChar w:fldCharType="begin">
-                <w:ffData>
-                  <w:name w:val="Check1"/>
-                  <w:enabled/>
-                  <w:calcOnExit w:val="0"/>
-                  <w:checkBox>
-                    <w:sizeAuto/>
-                    <w:default w:val="0"/>
-                  </w:checkBox>
-                </w:ffData>
-              </w:fldChar>
-            </w:r>
-            <w:r>
-              <w:instrText xml:space="preserve"> FORMCHECKBOX </w:instrText>
-            </w:r>
-            <w:r>
-              <w:fldChar w:fldCharType="separate"/>
-            </w:r>
-            <w:r>
-              <w:fldChar w:fldCharType="end"/>
-            </w:r>
-            <w:r>
-              <w:t xml:space="preserve"> Yes</w:t>
-            </w:r>
-            <w:r>
-              <w:tab/>
-              <w:t xml:space="preserve"> </w:t>
-            </w:r>
-            <w:r>
-              <w:fldChar w:fldCharType="begin">
-                <w:ffData>
-                  <w:name w:val="Check1"/>
-                  <w:enabled/>
-                  <w:calcOnExit w:val="0"/>
-                  <w:checkBox>
-                    <w:sizeAuto/>
-                    <w:default w:val="0"/>
+                    <w:checked w:val="0"/>
                   </w:checkBox>
                 </w:ffData>
               </w:fldChar>
@@ -1145,13 +1108,6 @@
           </w:tcPr>
           <w:p>
             <w:r>
-              <w:r>
-                <w:rPr>
-                  <w:rFonts w:ascii="Wingdings" w:hAnsi="Wingdings"/>
-                  <w:noProof/>
-                </w:rPr>
-                <w:t>þ</w:t>
-              </w:r>
               <w:fldChar w:fldCharType="begin">
                 <w:ffData>
                   <w:name w:val="Check1"/>
@@ -1160,6 +1116,7 @@
                   <w:checkBox>
                     <w:sizeAuto/>
                     <w:default w:val="1"/>
+                    <w:checked w:val="1"/>
                   </w:checkBox>
                 </w:ffData>
               </w:fldChar>
@@ -1189,6 +1146,7 @@
                   <w:checkBox>
                     <w:sizeAuto/>
                     <w:default w:val="0"/>
+                    <w:checked w:val="0"/>
                   </w:checkBox>
                 </w:ffData>
               </w:fldChar>
@@ -1234,13 +1192,36 @@
           </w:tcPr>
           <w:p>
             <w:r>
-              <w:r>
-                <w:rPr>
-                  <w:rFonts w:ascii="Wingdings" w:hAnsi="Wingdings"/>
-                  <w:noProof/>
-                </w:rPr>
-                <w:t>þ</w:t>
-              </w:r>
+              <w:fldChar w:fldCharType="begin">
+                <w:ffData>
+                  <w:name w:val="Check1"/>
+                  <w:enabled/>
+                  <w:calcOnExit w:val="0"/>
+                  <w:checkBox>
+                    <w:sizeAuto/>
+                    <w:default w:val="0"/>
+                    <w:checked w:val="0"/>
+                  </w:checkBox>
+                </w:ffData>
+              </w:fldChar>
+            </w:r>
+            <w:r>
+              <w:instrText xml:space="preserve"> FORMCHECKBOX </w:instrText>
+            </w:r>
+            <w:r>
+              <w:fldChar w:fldCharType="separate"/>
+            </w:r>
+            <w:r>
+              <w:fldChar w:fldCharType="end"/>
+            </w:r>
+            <w:r>
+              <w:t xml:space="preserve"> Yes</w:t>
+            </w:r>
+            <w:r>
+              <w:tab/>
+              <w:t xml:space="preserve"> </w:t>
+            </w:r>
+            <w:r>
               <w:fldChar w:fldCharType="begin">
                 <w:ffData>
                   <w:name w:val="Check1"/>
@@ -1249,35 +1230,7 @@
                   <w:checkBox>
                     <w:sizeAuto/>
                     <w:default w:val="1"/>
-                  </w:checkBox>
-                </w:ffData>
-              </w:fldChar>
-            </w:r>
-            <w:r>
-              <w:instrText xml:space="preserve"> FORMCHECKBOX </w:instrText>
-            </w:r>
-            <w:r>
-              <w:fldChar w:fldCharType="separate"/>
-            </w:r>
-            <w:r>
-              <w:fldChar w:fldCharType="end"/>
-            </w:r>
-            <w:r>
-              <w:t xml:space="preserve"> Yes</w:t>
-            </w:r>
-            <w:r>
-              <w:tab/>
-              <w:t xml:space="preserve"> </w:t>
-            </w:r>
-            <w:r>
-              <w:fldChar w:fldCharType="begin">
-                <w:ffData>
-                  <w:name w:val="Check1"/>
-                  <w:enabled/>
-                  <w:calcOnExit w:val="0"/>
-                  <w:checkBox>
-                    <w:sizeAuto/>
-                    <w:default w:val="0"/>
+                    <w:checked w:val="1"/>
                   </w:checkBox>
                 </w:ffData>
               </w:fldChar>
@@ -1324,13 +1277,36 @@
           </w:tcPr>
           <w:p>
             <w:r>
-              <w:r>
-                <w:rPr>
-                  <w:rFonts w:ascii="Wingdings" w:hAnsi="Wingdings"/>
-                  <w:noProof/>
-                </w:rPr>
-                <w:t>þ</w:t>
-              </w:r>
+              <w:fldChar w:fldCharType="begin">
+                <w:ffData>
+                  <w:name w:val="Check1"/>
+                  <w:enabled/>
+                  <w:calcOnExit w:val="0"/>
+                  <w:checkBox>
+                    <w:sizeAuto/>
+                    <w:default w:val="0"/>
+                    <w:checked w:val="0"/>
+                  </w:checkBox>
+                </w:ffData>
+              </w:fldChar>
+            </w:r>
+            <w:r>
+              <w:instrText xml:space="preserve"> FORMCHECKBOX </w:instrText>
+            </w:r>
+            <w:r>
+              <w:fldChar w:fldCharType="separate"/>
+            </w:r>
+            <w:r>
+              <w:fldChar w:fldCharType="end"/>
+            </w:r>
+            <w:r>
+              <w:t xml:space="preserve"> Yes</w:t>
+            </w:r>
+            <w:r>
+              <w:tab/>
+              <w:t xml:space="preserve"> </w:t>
+            </w:r>
+            <w:r>
               <w:fldChar w:fldCharType="begin">
                 <w:ffData>
                   <w:name w:val="Check1"/>
@@ -1339,35 +1315,7 @@
                   <w:checkBox>
                     <w:sizeAuto/>
                     <w:default w:val="1"/>
-                  </w:checkBox>
-                </w:ffData>
-              </w:fldChar>
-            </w:r>
-            <w:r>
-              <w:instrText xml:space="preserve"> FORMCHECKBOX </w:instrText>
-            </w:r>
-            <w:r>
-              <w:fldChar w:fldCharType="separate"/>
-            </w:r>
-            <w:r>
-              <w:fldChar w:fldCharType="end"/>
-            </w:r>
-            <w:r>
-              <w:t xml:space="preserve"> Yes</w:t>
-            </w:r>
-            <w:r>
-              <w:tab/>
-              <w:t xml:space="preserve"> </w:t>
-            </w:r>
-            <w:r>
-              <w:fldChar w:fldCharType="begin">
-                <w:ffData>
-                  <w:name w:val="Check1"/>
-                  <w:enabled/>
-                  <w:calcOnExit w:val="0"/>
-                  <w:checkBox>
-                    <w:sizeAuto/>
-                    <w:default w:val="0"/>
+                    <w:checked w:val="1"/>
                   </w:checkBox>
                 </w:ffData>
               </w:fldChar>
@@ -1493,13 +1441,6 @@
           </w:tcPr>
           <w:p>
             <w:r>
-              <w:r>
-                <w:rPr>
-                  <w:rFonts w:ascii="Wingdings" w:hAnsi="Wingdings"/>
-                  <w:noProof/>
-                </w:rPr>
-                <w:t>þ</w:t>
-              </w:r>
               <w:fldChar w:fldCharType="begin">
                 <w:ffData>
                   <w:name w:val="Check1"/>
@@ -1508,6 +1449,7 @@
                   <w:checkBox>
                     <w:sizeAuto/>
                     <w:default w:val="1"/>
+                    <w:checked w:val="1"/>
                   </w:checkBox>
                 </w:ffData>
               </w:fldChar>
@@ -1537,6 +1479,7 @@
                   <w:checkBox>
                     <w:sizeAuto/>
                     <w:default w:val="0"/>
+                    <w:checked w:val="0"/>
                   </w:checkBox>
                 </w:ffData>
               </w:fldChar>
@@ -1616,13 +1559,6 @@
           </w:tcPr>
           <w:p>
             <w:r>
-              <w:r>
-                <w:rPr>
-                  <w:rFonts w:ascii="Wingdings" w:hAnsi="Wingdings"/>
-                  <w:noProof/>
-                </w:rPr>
-                <w:t>þ</w:t>
-              </w:r>
               <w:fldChar w:fldCharType="begin">
                 <w:ffData>
                   <w:name w:val="Check1"/>
@@ -1631,6 +1567,7 @@
                   <w:checkBox>
                     <w:sizeAuto/>
                     <w:default w:val="1"/>
+                    <w:checked w:val="1"/>
                   </w:checkBox>
                 </w:ffData>
               </w:fldChar>
@@ -1660,6 +1597,7 @@
                   <w:checkBox>
                     <w:sizeAuto/>
                     <w:default w:val="0"/>
+                    <w:checked w:val="0"/>
                   </w:checkBox>
                 </w:ffData>
               </w:fldChar>
@@ -1700,13 +1638,6 @@
           </w:tcPr>
           <w:p>
             <w:r>
-              <w:r>
-                <w:rPr>
-                  <w:rFonts w:ascii="Wingdings" w:hAnsi="Wingdings"/>
-                  <w:noProof/>
-                </w:rPr>
-                <w:t>þ</w:t>
-              </w:r>
               <w:fldChar w:fldCharType="begin">
                 <w:ffData>
                   <w:name w:val="Check1"/>
@@ -1715,6 +1646,7 @@
                   <w:checkBox>
                     <w:sizeAuto/>
                     <w:default w:val="1"/>
+                    <w:checked w:val="1"/>
                   </w:checkBox>
                 </w:ffData>
               </w:fldChar>
@@ -1744,6 +1676,7 @@
                   <w:checkBox>
                     <w:sizeAuto/>
                     <w:default w:val="0"/>
+                    <w:checked w:val="0"/>
                   </w:checkBox>
                 </w:ffData>
               </w:fldChar>
@@ -1783,13 +1716,6 @@
           </w:tcPr>
           <w:p>
             <w:r>
-              <w:r>
-                <w:rPr>
-                  <w:rFonts w:ascii="Wingdings" w:hAnsi="Wingdings"/>
-                  <w:noProof/>
-                </w:rPr>
-                <w:t>þ</w:t>
-              </w:r>
               <w:fldChar w:fldCharType="begin">
                 <w:ffData>
                   <w:name w:val="Check1"/>
@@ -1798,6 +1724,7 @@
                   <w:checkBox>
                     <w:sizeAuto/>
                     <w:default w:val="1"/>
+                    <w:checked w:val="1"/>
                   </w:checkBox>
                 </w:ffData>
               </w:fldChar>
@@ -1827,6 +1754,7 @@
                   <w:checkBox>
                     <w:sizeAuto/>
                     <w:default w:val="0"/>
+                    <w:checked w:val="0"/>
                   </w:checkBox>
                 </w:ffData>
               </w:fldChar>
@@ -1866,13 +1794,6 @@
           </w:tcPr>
           <w:p>
             <w:r>
-              <w:r>
-                <w:rPr>
-                  <w:rFonts w:ascii="Wingdings" w:hAnsi="Wingdings"/>
-                  <w:noProof/>
-                </w:rPr>
-                <w:t>þ</w:t>
-              </w:r>
               <w:fldChar w:fldCharType="begin">
                 <w:ffData>
                   <w:name w:val="Check1"/>
@@ -1881,6 +1802,7 @@
                   <w:checkBox>
                     <w:sizeAuto/>
                     <w:default w:val="1"/>
+                    <w:checked w:val="1"/>
                   </w:checkBox>
                 </w:ffData>
               </w:fldChar>
@@ -1910,6 +1832,7 @@
                   <w:checkBox>
                     <w:sizeAuto/>
                     <w:default w:val="0"/>
+                    <w:checked w:val="0"/>
                   </w:checkBox>
                 </w:ffData>
               </w:fldChar>
@@ -2040,13 +1963,6 @@
           </w:tcPr>
           <w:p>
             <w:r>
-              <w:r>
-                <w:rPr>
-                  <w:rFonts w:ascii="Wingdings" w:hAnsi="Wingdings"/>
-                  <w:noProof/>
-                </w:rPr>
-                <w:t>þ</w:t>
-              </w:r>
               <w:fldChar w:fldCharType="begin">
                 <w:ffData>
                   <w:name w:val="Check1"/>
@@ -2055,6 +1971,7 @@
                   <w:checkBox>
                     <w:sizeAuto/>
                     <w:default w:val="1"/>
+                    <w:checked w:val="1"/>
                   </w:checkBox>
                 </w:ffData>
               </w:fldChar>
@@ -2084,6 +2001,7 @@
                   <w:checkBox>
                     <w:sizeAuto/>
                     <w:default w:val="0"/>
+                    <w:checked w:val="0"/>
                   </w:checkBox>
                 </w:ffData>
               </w:fldChar>
@@ -2143,13 +2061,6 @@
           </w:tcPr>
           <w:p>
             <w:r>
-              <w:r>
-                <w:rPr>
-                  <w:rFonts w:ascii="Wingdings" w:hAnsi="Wingdings"/>
-                  <w:noProof/>
-                </w:rPr>
-                <w:t>þ</w:t>
-              </w:r>
               <w:fldChar w:fldCharType="begin">
                 <w:ffData>
                   <w:name w:val="Check1"/>
@@ -2158,6 +2069,7 @@
                   <w:checkBox>
                     <w:sizeAuto/>
                     <w:default w:val="1"/>
+                    <w:checked w:val="1"/>
                   </w:checkBox>
                 </w:ffData>
               </w:fldChar>
@@ -2187,6 +2099,7 @@
                   <w:checkBox>
                     <w:sizeAuto/>
                     <w:default w:val="0"/>
+                    <w:checked w:val="0"/>
                   </w:checkBox>
                 </w:ffData>
               </w:fldChar>
@@ -2226,13 +2139,6 @@
           </w:tcPr>
           <w:p>
             <w:r>
-              <w:r>
-                <w:rPr>
-                  <w:rFonts w:ascii="Wingdings" w:hAnsi="Wingdings"/>
-                  <w:noProof/>
-                </w:rPr>
-                <w:t>þ</w:t>
-              </w:r>
               <w:fldChar w:fldCharType="begin">
                 <w:ffData>
                   <w:name w:val="Check1"/>
@@ -2241,6 +2147,7 @@
                   <w:checkBox>
                     <w:sizeAuto/>
                     <w:default w:val="1"/>
+                    <w:checked w:val="1"/>
                   </w:checkBox>
                 </w:ffData>
               </w:fldChar>
@@ -2270,6 +2177,7 @@
                   <w:checkBox>
                     <w:sizeAuto/>
                     <w:default w:val="0"/>
+                    <w:checked w:val="0"/>
                   </w:checkBox>
                 </w:ffData>
               </w:fldChar>
@@ -2309,13 +2217,6 @@
           </w:tcPr>
           <w:p>
             <w:r>
-              <w:r>
-                <w:rPr>
-                  <w:rFonts w:ascii="Wingdings" w:hAnsi="Wingdings"/>
-                  <w:noProof/>
-                </w:rPr>
-                <w:t>þ</w:t>
-              </w:r>
               <w:fldChar w:fldCharType="begin">
                 <w:ffData>
                   <w:name w:val="Check1"/>
@@ -2324,6 +2225,7 @@
                   <w:checkBox>
                     <w:sizeAuto/>
                     <w:default w:val="1"/>
+                    <w:checked w:val="1"/>
                   </w:checkBox>
                 </w:ffData>
               </w:fldChar>
@@ -2353,6 +2255,7 @@
                   <w:checkBox>
                     <w:sizeAuto/>
                     <w:default w:val="0"/>
+                    <w:checked w:val="0"/>
                   </w:checkBox>
                 </w:ffData>
               </w:fldChar>
@@ -2387,6 +2290,7 @@
                   <w:checkBox>
                     <w:sizeAuto/>
                     <w:default w:val="0"/>
+                    <w:checked w:val="0"/>
                   </w:checkBox>
                 </w:ffData>
               </w:fldChar>
@@ -2426,13 +2330,6 @@
           </w:tcPr>
           <w:p>
             <w:r>
-              <w:r>
-                <w:rPr>
-                  <w:rFonts w:ascii="Wingdings" w:hAnsi="Wingdings"/>
-                  <w:noProof/>
-                </w:rPr>
-                <w:t>þ</w:t>
-              </w:r>
               <w:fldChar w:fldCharType="begin">
                 <w:ffData>
                   <w:name w:val="Check1"/>
@@ -2441,6 +2338,7 @@
                   <w:checkBox>
                     <w:sizeAuto/>
                     <w:default w:val="1"/>
+                    <w:checked w:val="1"/>
                   </w:checkBox>
                 </w:ffData>
               </w:fldChar>
@@ -2470,6 +2368,7 @@
                   <w:checkBox>
                     <w:sizeAuto/>
                     <w:default w:val="0"/>
+                    <w:checked w:val="0"/>
                   </w:checkBox>
                 </w:ffData>
               </w:fldChar>
@@ -2519,13 +2418,6 @@
           </w:tcPr>
           <w:p>
             <w:r>
-              <w:r>
-                <w:rPr>
-                  <w:rFonts w:ascii="Wingdings" w:hAnsi="Wingdings"/>
-                  <w:noProof/>
-                </w:rPr>
-                <w:t>þ</w:t>
-              </w:r>
               <w:fldChar w:fldCharType="begin">
                 <w:ffData>
                   <w:name w:val="Check1"/>
@@ -2534,6 +2426,7 @@
                   <w:checkBox>
                     <w:sizeAuto/>
                     <w:default w:val="1"/>
+                    <w:checked w:val="1"/>
                   </w:checkBox>
                 </w:ffData>
               </w:fldChar>
@@ -2563,6 +2456,7 @@
                   <w:checkBox>
                     <w:sizeAuto/>
                     <w:default w:val="0"/>
+                    <w:checked w:val="0"/>
                   </w:checkBox>
                 </w:ffData>
               </w:fldChar>
@@ -2611,13 +2505,6 @@
           </w:tcPr>
           <w:p>
             <w:r>
-              <w:r>
-                <w:rPr>
-                  <w:rFonts w:ascii="Wingdings" w:hAnsi="Wingdings"/>
-                  <w:noProof/>
-                </w:rPr>
-                <w:t>þ</w:t>
-              </w:r>
               <w:fldChar w:fldCharType="begin">
                 <w:ffData>
                   <w:name w:val="Check1"/>
@@ -2626,6 +2513,7 @@
                   <w:checkBox>
                     <w:sizeAuto/>
                     <w:default w:val="1"/>
+                    <w:checked w:val="1"/>
                   </w:checkBox>
                 </w:ffData>
               </w:fldChar>
@@ -2655,6 +2543,7 @@
                   <w:checkBox>
                     <w:sizeAuto/>
                     <w:default w:val="0"/>
+                    <w:checked w:val="0"/>
                   </w:checkBox>
                 </w:ffData>
               </w:fldChar>
@@ -2847,6 +2736,7 @@
                   <w:checkBox>
                     <w:sizeAuto/>
                     <w:default w:val="0"/>
+                    <w:checked w:val="0"/>
                   </w:checkBox>
                 </w:ffData>
               </w:fldChar>
@@ -2875,7 +2765,8 @@
                   <w:calcOnExit w:val="0"/>
                   <w:checkBox>
                     <w:sizeAuto/>
-                    <w:default w:val="0"/>
+                    <w:default w:val="1"/>
+                    <w:checked w:val="1"/>
                   </w:checkBox>
                 </w:ffData>
               </w:fldChar>
@@ -2923,6 +2814,7 @@
                   <w:checkBox>
                     <w:sizeAuto/>
                     <w:default w:val="0"/>
+                    <w:checked w:val="0"/>
                   </w:checkBox>
                 </w:ffData>
               </w:fldChar>
@@ -2951,7 +2843,8 @@
                   <w:calcOnExit w:val="0"/>
                   <w:checkBox>
                     <w:sizeAuto/>
-                    <w:default w:val="0"/>
+                    <w:default w:val="1"/>
+                    <w:checked w:val="1"/>
                   </w:checkBox>
                 </w:ffData>
               </w:fldChar>
@@ -3002,6 +2895,7 @@
                   <w:checkBox>
                     <w:sizeAuto/>
                     <w:default w:val="0"/>
+                    <w:checked w:val="0"/>
                   </w:checkBox>
                 </w:ffData>
               </w:fldChar>
@@ -3030,7 +2924,8 @@
                   <w:calcOnExit w:val="0"/>
                   <w:checkBox>
                     <w:sizeAuto/>
-                    <w:default w:val="0"/>
+                    <w:default w:val="1"/>
+                    <w:checked w:val="1"/>
                   </w:checkBox>
                 </w:ffData>
               </w:fldChar>
@@ -3214,13 +3109,6 @@
           </w:tcPr>
           <w:p>
             <w:r>
-              <w:r>
-                <w:rPr>
-                  <w:rFonts w:ascii="Wingdings" w:hAnsi="Wingdings"/>
-                  <w:noProof/>
-                </w:rPr>
-                <w:t>þ</w:t>
-              </w:r>
               <w:fldChar w:fldCharType="begin">
                 <w:ffData>
                   <w:name w:val="Check1"/>
@@ -3229,6 +3117,7 @@
                   <w:checkBox>
                     <w:sizeAuto/>
                     <w:default w:val="1"/>
+                    <w:checked w:val="1"/>
                   </w:checkBox>
                 </w:ffData>
               </w:fldChar>
@@ -3258,6 +3147,7 @@
                   <w:checkBox>
                     <w:sizeAuto/>
                     <w:default w:val="0"/>
+                    <w:checked w:val="0"/>
                   </w:checkBox>
                 </w:ffData>
               </w:fldChar>
@@ -3392,13 +3282,6 @@
           </w:tcPr>
           <w:p>
             <w:r>
-              <w:r>
-                <w:rPr>
-                  <w:rFonts w:ascii="Wingdings" w:hAnsi="Wingdings"/>
-                  <w:noProof/>
-                </w:rPr>
-                <w:t>þ</w:t>
-              </w:r>
               <w:fldChar w:fldCharType="begin">
                 <w:ffData>
                   <w:name w:val="Check1"/>
@@ -3407,6 +3290,7 @@
                   <w:checkBox>
                     <w:sizeAuto/>
                     <w:default w:val="1"/>
+                    <w:checked w:val="1"/>
                   </w:checkBox>
                 </w:ffData>
               </w:fldChar>
@@ -3436,6 +3320,7 @@
                   <w:checkBox>
                     <w:sizeAuto/>
                     <w:default w:val="0"/>
+                    <w:checked w:val="0"/>
                   </w:checkBox>
                 </w:ffData>
               </w:fldChar>
@@ -3534,6 +3419,7 @@
                   <w:checkBox>
                     <w:sizeAuto/>
                     <w:default w:val="0"/>
+                    <w:checked w:val="0"/>
                   </w:checkBox>
                 </w:ffData>
               </w:fldChar>
@@ -3562,7 +3448,8 @@
                   <w:calcOnExit w:val="0"/>
                   <w:checkBox>
                     <w:sizeAuto/>
-                    <w:default w:val="0"/>
+                    <w:default w:val="1"/>
+                    <w:checked w:val="1"/>
                   </w:checkBox>
                 </w:ffData>
               </w:fldChar>
@@ -3618,6 +3505,7 @@
                   <w:checkBox>
                     <w:sizeAuto/>
                     <w:default w:val="0"/>
+                    <w:checked w:val="0"/>
                   </w:checkBox>
                 </w:ffData>
               </w:fldChar>
@@ -3646,7 +3534,8 @@
                   <w:calcOnExit w:val="0"/>
                   <w:checkBox>
                     <w:sizeAuto/>
-                    <w:default w:val="0"/>
+                    <w:default w:val="1"/>
+                    <w:checked w:val="1"/>
                   </w:checkBox>
                 </w:ffData>
               </w:fldChar>
@@ -7936,6 +7825,7 @@
                   <w:checkBox>
                     <w:sizeAuto/>
                     <w:default w:val="0"/>
+                    <w:checked w:val="0"/>
                   </w:checkBox>
                 </w:ffData>
               </w:fldChar>
@@ -8003,7 +7893,8 @@
                   <w:calcOnExit w:val="0"/>
                   <w:checkBox>
                     <w:sizeAuto/>
-                    <w:default w:val="0"/>
+                    <w:default w:val="1"/>
+                    <w:checked w:val="1"/>
                   </w:checkBox>
                 </w:ffData>
               </w:fldChar>
@@ -8072,6 +7963,7 @@
                   <w:checkBox>
                     <w:sizeAuto/>
                     <w:default w:val="0"/>
+                    <w:checked w:val="0"/>
                   </w:checkBox>
                 </w:ffData>
               </w:fldChar>
@@ -8178,7 +8070,8 @@
                   <w:calcOnExit w:val="0"/>
                   <w:checkBox>
                     <w:sizeAuto/>
-                    <w:default w:val="0"/>
+                    <w:default w:val="1"/>
+                    <w:checked w:val="1"/>
                   </w:checkBox>
                 </w:ffData>
               </w:fldChar>
@@ -8212,6 +8105,7 @@
                   <w:checkBox>
                     <w:sizeAuto/>
                     <w:default w:val="0"/>
+                    <w:checked w:val="0"/>
                   </w:checkBox>
                 </w:ffData>
               </w:fldChar>
@@ -8230,6 +8124,50 @@
             </w:r>
             <w:r>
               <w:t>Circuit protection rating needs to be upgraded to allow for effects of thermal insulation on the wiring system (derated)</w:t>
+            </w:r>
+          </w:p>
+          <w:p>
+            <w:pPr>
+              <w:pStyle w:val="ListCheckBox"/>
+            </w:pPr>
+            <w:r>
+              <w:fldChar w:fldCharType="begin">
+                <w:ffData>
+                  <w:name w:val="Check1"/>
+                  <w:enabled/>
+                  <w:calcOnExit w:val="0"/>
+                  <w:checkBox>
+                    <w:sizeAuto/>
+                    <w:default w:val="1"/>
+                    <w:checked w:val="1"/>
+                  </w:checkBox>
+                </w:ffData>
+              </w:fldChar>
+            </w:r>
+            <w:r>
+              <w:instrText xml:space="preserve"> FORMCHECKBOX </w:instrText>
+            </w:r>
+            <w:r>
+              <w:fldChar w:fldCharType="separate"/>
+            </w:r>
+            <w:r>
+              <w:fldChar w:fldCharType="end"/>
+            </w:r>
+            <w:r>
+              <w:tab/>
+            </w:r>
+            <w:r>
+              <w:t xml:space="preserve">Residual Current Devices (RCDs) need to be installed for circuit/s within the ceiling insulation area, </w:t>
+            </w:r>
+            <w:r>
+              <w:rPr>
+                <w:i/>
+                <w:iCs/>
+              </w:rPr>
+              <w:t>as per the most current version of AS/NZS 3000</w:t>
+            </w:r>
+            <w:r>
+              <w:t xml:space="preserve"> </w:t>
             </w:r>
           </w:p>
           <w:p>
@@ -8245,6 +8183,7 @@
                   <w:checkBox>
                     <w:sizeAuto/>
                     <w:default w:val="0"/>
+                    <w:checked w:val="0"/>
                   </w:checkBox>
                 </w:ffData>
               </w:fldChar>
@@ -8262,7 +8201,7 @@
               <w:tab/>
             </w:r>
             <w:r>
-              <w:t xml:space="preserve">Residual Current Devices (RCDs) need to be installed for circuit/s within the ceiling insulation area, </w:t>
+              <w:t xml:space="preserve">Cables in the ceiling or at the switchboard need to be replaced with ThermoPlastic Sheathed (TPS) cables, (or an equivalent cable) </w:t>
             </w:r>
             <w:r>
               <w:rPr>
@@ -8288,6 +8227,7 @@
                   <w:checkBox>
                     <w:sizeAuto/>
                     <w:default w:val="0"/>
+                    <w:checked w:val="0"/>
                   </w:checkBox>
                 </w:ffData>
               </w:fldChar>
@@ -8305,7 +8245,7 @@
               <w:tab/>
             </w:r>
             <w:r>
-              <w:t xml:space="preserve">Cables in the ceiling or at the switchboard need to be replaced with ThermoPlastic Sheathed (TPS) cables, (or an equivalent cable) </w:t>
+              <w:t xml:space="preserve">Cables and wiring in the ceiling space need to be altered or repaired to meet Basic Protection requirements, </w:t>
             </w:r>
             <w:r>
               <w:rPr>
@@ -8315,7 +8255,7 @@
               <w:t>as per the most current version of AS/NZS 3000</w:t>
             </w:r>
             <w:r>
-              <w:t xml:space="preserve"> </w:t>
+              <w:t>.</w:t>
             </w:r>
           </w:p>
           <w:p>
@@ -8331,49 +8271,7 @@
                   <w:checkBox>
                     <w:sizeAuto/>
                     <w:default w:val="0"/>
-                  </w:checkBox>
-                </w:ffData>
-              </w:fldChar>
-            </w:r>
-            <w:r>
-              <w:instrText xml:space="preserve"> FORMCHECKBOX </w:instrText>
-            </w:r>
-            <w:r>
-              <w:fldChar w:fldCharType="separate"/>
-            </w:r>
-            <w:r>
-              <w:fldChar w:fldCharType="end"/>
-            </w:r>
-            <w:r>
-              <w:tab/>
-            </w:r>
-            <w:r>
-              <w:t xml:space="preserve">Cables and wiring in the ceiling space need to be altered or repaired to meet Basic Protection requirements, </w:t>
-            </w:r>
-            <w:r>
-              <w:rPr>
-                <w:i/>
-                <w:iCs/>
-              </w:rPr>
-              <w:t>as per the most current version of AS/NZS 3000</w:t>
-            </w:r>
-            <w:r>
-              <w:t>.</w:t>
-            </w:r>
-          </w:p>
-          <w:p>
-            <w:pPr>
-              <w:pStyle w:val="ListCheckBox"/>
-            </w:pPr>
-            <w:r>
-              <w:fldChar w:fldCharType="begin">
-                <w:ffData>
-                  <w:name w:val="Check1"/>
-                  <w:enabled/>
-                  <w:calcOnExit w:val="0"/>
-                  <w:checkBox>
-                    <w:sizeAuto/>
-                    <w:default w:val="0"/>
+                    <w:checked w:val="0"/>
                   </w:checkBox>
                 </w:ffData>
               </w:fldChar>
@@ -8808,13 +8706,6 @@
               <w:pStyle w:val="ListCheckBox"/>
             </w:pPr>
             <w:r>
-              <w:r>
-                <w:rPr>
-                  <w:rFonts w:ascii="Wingdings" w:hAnsi="Wingdings"/>
-                  <w:noProof/>
-                </w:rPr>
-                <w:t>þ</w:t>
-              </w:r>
               <w:fldChar w:fldCharType="begin">
                 <w:ffData>
                   <w:name w:val="Check1"/>
@@ -8823,6 +8714,7 @@
                   <w:checkBox>
                     <w:sizeAuto/>
                     <w:default w:val="1"/>
+                    <w:checked w:val="1"/>
                   </w:checkBox>
                 </w:ffData>
               </w:fldChar>
@@ -9167,13 +9059,6 @@
               <w:pStyle w:val="ListCheckBox"/>
             </w:pPr>
             <w:r>
-              <w:r>
-                <w:rPr>
-                  <w:rFonts w:ascii="Wingdings" w:hAnsi="Wingdings"/>
-                  <w:noProof/>
-                </w:rPr>
-                <w:t>þ</w:t>
-              </w:r>
               <w:fldChar w:fldCharType="begin">
                 <w:ffData>
                   <w:name w:val="Check1"/>
@@ -9182,6 +9067,7 @@
                   <w:checkBox>
                     <w:sizeAuto/>
                     <w:default w:val="1"/>
+                    <w:checked w:val="1"/>
                   </w:checkBox>
                 </w:ffData>
               </w:fldChar>
@@ -9210,13 +9096,6 @@
               <w:pStyle w:val="ListCheckBox"/>
             </w:pPr>
             <w:r>
-              <w:r>
-                <w:rPr>
-                  <w:rFonts w:ascii="Wingdings" w:hAnsi="Wingdings"/>
-                  <w:noProof/>
-                </w:rPr>
-                <w:t>þ</w:t>
-              </w:r>
               <w:fldChar w:fldCharType="begin">
                 <w:ffData>
                   <w:name w:val="Check1"/>
@@ -9225,6 +9104,7 @@
                   <w:checkBox>
                     <w:sizeAuto/>
                     <w:default w:val="1"/>
+                    <w:checked w:val="1"/>
                   </w:checkBox>
                 </w:ffData>
               </w:fldChar>
@@ -9250,13 +9130,6 @@
               <w:pStyle w:val="ListCheckBox"/>
             </w:pPr>
             <w:r>
-              <w:r>
-                <w:rPr>
-                  <w:rFonts w:ascii="Wingdings" w:hAnsi="Wingdings"/>
-                  <w:noProof/>
-                </w:rPr>
-                <w:t>þ</w:t>
-              </w:r>
               <w:fldChar w:fldCharType="begin">
                 <w:ffData>
                   <w:name w:val="Check1"/>
@@ -9265,6 +9138,7 @@
                   <w:checkBox>
                     <w:sizeAuto/>
                     <w:default w:val="1"/>
+                    <w:checked w:val="1"/>
                   </w:checkBox>
                 </w:ffData>
               </w:fldChar>
@@ -9312,13 +9186,6 @@
               <w:pStyle w:val="ListCheckBox"/>
             </w:pPr>
             <w:r>
-              <w:r>
-                <w:rPr>
-                  <w:rFonts w:ascii="Wingdings" w:hAnsi="Wingdings"/>
-                  <w:noProof/>
-                </w:rPr>
-                <w:t>þ</w:t>
-              </w:r>
               <w:fldChar w:fldCharType="begin">
                 <w:ffData>
                   <w:name w:val="Check1"/>
@@ -9327,6 +9194,7 @@
                   <w:checkBox>
                     <w:sizeAuto/>
                     <w:default w:val="1"/>
+                    <w:checked w:val="1"/>
                   </w:checkBox>
                 </w:ffData>
               </w:fldChar>
@@ -9371,13 +9239,6 @@
               <w:pStyle w:val="ListCheckBox"/>
             </w:pPr>
             <w:r>
-              <w:r>
-                <w:rPr>
-                  <w:rFonts w:ascii="Wingdings" w:hAnsi="Wingdings"/>
-                  <w:noProof/>
-                </w:rPr>
-                <w:t>þ</w:t>
-              </w:r>
               <w:fldChar w:fldCharType="begin">
                 <w:ffData>
                   <w:name w:val="Check1"/>
@@ -9386,6 +9247,7 @@
                   <w:checkBox>
                     <w:sizeAuto/>
                     <w:default w:val="1"/>
+                    <w:checked w:val="1"/>
                   </w:checkBox>
                 </w:ffData>
               </w:fldChar>
@@ -9430,13 +9292,6 @@
               <w:pStyle w:val="ListCheckBox"/>
             </w:pPr>
             <w:r>
-              <w:r>
-                <w:rPr>
-                  <w:rFonts w:ascii="Wingdings" w:hAnsi="Wingdings"/>
-                  <w:noProof/>
-                </w:rPr>
-                <w:t>þ</w:t>
-              </w:r>
               <w:fldChar w:fldCharType="begin">
                 <w:ffData>
                   <w:name w:val="Check1"/>
@@ -9445,6 +9300,7 @@
                   <w:checkBox>
                     <w:sizeAuto/>
                     <w:default w:val="1"/>
+                    <w:checked w:val="1"/>
                   </w:checkBox>
                 </w:ffData>
               </w:fldChar>
@@ -9473,13 +9329,6 @@
               </w:rPr>
             </w:pPr>
             <w:r>
-              <w:r>
-                <w:rPr>
-                  <w:rFonts w:ascii="Wingdings" w:hAnsi="Wingdings"/>
-                  <w:noProof/>
-                </w:rPr>
-                <w:t>þ</w:t>
-              </w:r>
               <w:fldChar w:fldCharType="begin">
                 <w:ffData>
                   <w:name w:val="Check1"/>
@@ -9488,7 +9337,7 @@
                   <w:checkBox>
                     <w:sizeAuto/>
                     <w:default w:val="1"/>
-                    <w:checked w:val="0"/>
+                    <w:checked w:val="1"/>
                   </w:checkBox>
                 </w:ffData>
               </w:fldChar>
@@ -9728,19 +9577,10 @@
               <w:fldChar w:fldCharType="separate"/>
             </w:r>
             <w:r>
-              <w:t> </w:t>
-            </w:r>
-            <w:r>
-              <w:t> </w:t>
-            </w:r>
-            <w:r>
-              <w:t> </w:t>
-            </w:r>
-            <w:r>
-              <w:t> </w:t>
-            </w:r>
-            <w:r>
-              <w:t> </w:t>
+              <w:rPr>
+                <w:noProof/>
+              </w:rPr>
+              <w:t xml:space="preserve">Sam Spark (signed electronically on 03/11/2026)</w:t>
             </w:r>
             <w:r>
               <w:fldChar w:fldCharType="end"/>
@@ -9953,13 +9793,6 @@
               <w:pStyle w:val="ListCheckBox"/>
             </w:pPr>
             <w:r>
-              <w:r>
-                <w:rPr>
-                  <w:rFonts w:ascii="Wingdings" w:hAnsi="Wingdings"/>
-                  <w:noProof/>
-                </w:rPr>
-                <w:t>þ</w:t>
-              </w:r>
               <w:fldChar w:fldCharType="begin">
                 <w:ffData>
                   <w:name w:val="Check1"/>
@@ -9968,6 +9801,7 @@
                   <w:checkBox>
                     <w:sizeAuto/>
                     <w:default w:val="1"/>
+                    <w:checked w:val="1"/>
                   </w:checkBox>
                 </w:ffData>
               </w:fldChar>
@@ -9993,13 +9827,6 @@
               <w:pStyle w:val="ListCheckBox"/>
             </w:pPr>
             <w:r>
-              <w:r>
-                <w:rPr>
-                  <w:rFonts w:ascii="Wingdings" w:hAnsi="Wingdings"/>
-                  <w:noProof/>
-                </w:rPr>
-                <w:t>þ</w:t>
-              </w:r>
               <w:fldChar w:fldCharType="begin">
                 <w:ffData>
                   <w:name w:val="Check1"/>
@@ -10008,6 +9835,7 @@
                   <w:checkBox>
                     <w:sizeAuto/>
                     <w:default w:val="1"/>
+                    <w:checked w:val="1"/>
                   </w:checkBox>
                 </w:ffData>
               </w:fldChar>
@@ -10033,13 +9861,6 @@
               <w:pStyle w:val="ListCheckBox"/>
             </w:pPr>
             <w:r>
-              <w:r>
-                <w:rPr>
-                  <w:rFonts w:ascii="Wingdings" w:hAnsi="Wingdings"/>
-                  <w:noProof/>
-                </w:rPr>
-                <w:t>þ</w:t>
-              </w:r>
               <w:fldChar w:fldCharType="begin">
                 <w:ffData>
                   <w:name w:val="Check1"/>
@@ -10048,6 +9869,7 @@
                   <w:checkBox>
                     <w:sizeAuto/>
                     <w:default w:val="1"/>
+                    <w:checked w:val="1"/>
                   </w:checkBox>
                 </w:ffData>
               </w:fldChar>
@@ -10073,13 +9895,6 @@
               <w:pStyle w:val="ListCheckBox"/>
             </w:pPr>
             <w:r>
-              <w:r>
-                <w:rPr>
-                  <w:rFonts w:ascii="Wingdings" w:hAnsi="Wingdings"/>
-                  <w:noProof/>
-                </w:rPr>
-                <w:t>þ</w:t>
-              </w:r>
               <w:fldChar w:fldCharType="begin">
                 <w:ffData>
                   <w:name w:val="Check1"/>
@@ -10088,6 +9903,7 @@
                   <w:checkBox>
                     <w:sizeAuto/>
                     <w:default w:val="1"/>
+                    <w:checked w:val="1"/>
                   </w:checkBox>
                 </w:ffData>
               </w:fldChar>
@@ -10312,19 +10128,10 @@
               <w:fldChar w:fldCharType="separate"/>
             </w:r>
             <w:r>
-              <w:t> </w:t>
-            </w:r>
-            <w:r>
-              <w:t> </w:t>
-            </w:r>
-            <w:r>
-              <w:t> </w:t>
-            </w:r>
-            <w:r>
-              <w:t> </w:t>
-            </w:r>
-            <w:r>
-              <w:t> </w:t>
+              <w:rPr>
+                <w:noProof/>
+              </w:rPr>
+              <w:t xml:space="preserve">Robert Ellis (signed electronically on 04/11/2026)</w:t>
             </w:r>
             <w:r>
               <w:fldChar w:fldCharType="end"/>
@@ -10410,7 +10217,7 @@
               <w:rPr>
                 <w:noProof/>
               </w:rPr>
-              <w:t xml:space="preserve">28/10/2026</w:t>
+              <w:t xml:space="preserve">04/11/2026</w:t>
             </w:r>
             <w:r>
               <w:fldChar w:fldCharType="end"/>

--- a/docs/templates/samples/piesa-mapping/case-2-life-support-fixes.docx
+++ b/docs/templates/samples/piesa-mapping/case-2-life-support-fixes.docx
@@ -3504,8 +3504,8 @@
                   <w:calcOnExit w:val="0"/>
                   <w:checkBox>
                     <w:sizeAuto/>
-                    <w:default w:val="0"/>
-                    <w:checked w:val="0"/>
+                    <w:default w:val="1"/>
+                    <w:checked w:val="1"/>
                   </w:checkBox>
                 </w:ffData>
               </w:fldChar>
@@ -3534,8 +3534,8 @@
                   <w:calcOnExit w:val="0"/>
                   <w:checkBox>
                     <w:sizeAuto/>
-                    <w:default w:val="1"/>
-                    <w:checked w:val="1"/>
+                    <w:default w:val="0"/>
+                    <w:checked w:val="0"/>
                   </w:checkBox>
                 </w:ffData>
               </w:fldChar>
@@ -3705,31 +3705,7 @@
                       <w:rPr>
                         <w:noProof/>
                       </w:rPr>
-                      <w:t> </w:t>
-                    </w:r>
-                    <w:r>
-                      <w:rPr>
-                        <w:noProof/>
-                      </w:rPr>
-                      <w:t> </w:t>
-                    </w:r>
-                    <w:r>
-                      <w:rPr>
-                        <w:noProof/>
-                      </w:rPr>
-                      <w:t> </w:t>
-                    </w:r>
-                    <w:r>
-                      <w:rPr>
-                        <w:noProof/>
-                      </w:rPr>
-                      <w:t> </w:t>
-                    </w:r>
-                    <w:r>
-                      <w:rPr>
-                        <w:noProof/>
-                      </w:rPr>
-                      <w:t> </w:t>
+                      <w:t xml:space="preserve">Gas heater flue</w:t>
                     </w:r>
                     <w:r>
                       <w:fldChar w:fldCharType="end"/>
@@ -3766,31 +3742,7 @@
                       <w:rPr>
                         <w:noProof/>
                       </w:rPr>
-                      <w:t> </w:t>
-                    </w:r>
-                    <w:r>
-                      <w:rPr>
-                        <w:noProof/>
-                      </w:rPr>
-                      <w:t> </w:t>
-                    </w:r>
-                    <w:r>
-                      <w:rPr>
-                        <w:noProof/>
-                      </w:rPr>
-                      <w:t> </w:t>
-                    </w:r>
-                    <w:r>
-                      <w:rPr>
-                        <w:noProof/>
-                      </w:rPr>
-                      <w:t> </w:t>
-                    </w:r>
-                    <w:r>
-                      <w:rPr>
-                        <w:noProof/>
-                      </w:rPr>
-                      <w:t> </w:t>
+                      <w:t xml:space="preserve">Ceiling above the lounge</w:t>
                     </w:r>
                     <w:r>
                       <w:fldChar w:fldCharType="end"/>
@@ -3825,31 +3777,7 @@
                       <w:rPr>
                         <w:noProof/>
                       </w:rPr>
-                      <w:t> </w:t>
-                    </w:r>
-                    <w:r>
-                      <w:rPr>
-                        <w:noProof/>
-                      </w:rPr>
-                      <w:t> </w:t>
-                    </w:r>
-                    <w:r>
-                      <w:rPr>
-                        <w:noProof/>
-                      </w:rPr>
-                      <w:t> </w:t>
-                    </w:r>
-                    <w:r>
-                      <w:rPr>
-                        <w:noProof/>
-                      </w:rPr>
-                      <w:t> </w:t>
-                    </w:r>
-                    <w:r>
-                      <w:rPr>
-                        <w:noProof/>
-                      </w:rPr>
-                      <w:t> </w:t>
+                      <w:t xml:space="preserve">The flue has no guard — insulation would touch the hot flue</w:t>
                     </w:r>
                     <w:r>
                       <w:fldChar w:fldCharType="end"/>
@@ -5687,31 +5615,7 @@
               <w:rPr>
                 <w:noProof/>
               </w:rPr>
-              <w:t> </w:t>
-            </w:r>
-            <w:r>
-              <w:rPr>
-                <w:noProof/>
-              </w:rPr>
-              <w:t> </w:t>
-            </w:r>
-            <w:r>
-              <w:rPr>
-                <w:noProof/>
-              </w:rPr>
-              <w:t> </w:t>
-            </w:r>
-            <w:r>
-              <w:rPr>
-                <w:noProof/>
-              </w:rPr>
-              <w:t> </w:t>
-            </w:r>
-            <w:r>
-              <w:rPr>
-                <w:noProof/>
-              </w:rPr>
-              <w:t> </w:t>
+              <w:t xml:space="preserve">Gas heater flue: Fit a flue guard keeping insulation 50 mm clear before insulation goes in</w:t>
             </w:r>
             <w:r>
               <w:fldChar w:fldCharType="end"/>
@@ -5749,7 +5653,8 @@
                   <w:calcOnExit w:val="0"/>
                   <w:checkBox>
                     <w:sizeAuto/>
-                    <w:default w:val="0"/>
+                    <w:default w:val="1"/>
+                    <w:checked w:val="1"/>
                   </w:checkBox>
                 </w:ffData>
               </w:fldChar>
@@ -5779,6 +5684,7 @@
                   <w:checkBox>
                     <w:sizeAuto/>
                     <w:default w:val="0"/>
+                    <w:checked w:val="0"/>
                   </w:checkBox>
                 </w:ffData>
               </w:fldChar>
@@ -5905,31 +5811,7 @@
                       <w:rPr>
                         <w:noProof/>
                       </w:rPr>
-                      <w:t> </w:t>
-                    </w:r>
-                    <w:r>
-                      <w:rPr>
-                        <w:noProof/>
-                      </w:rPr>
-                      <w:t> </w:t>
-                    </w:r>
-                    <w:r>
-                      <w:rPr>
-                        <w:noProof/>
-                      </w:rPr>
-                      <w:t> </w:t>
-                    </w:r>
-                    <w:r>
-                      <w:rPr>
-                        <w:noProof/>
-                      </w:rPr>
-                      <w:t> </w:t>
-                    </w:r>
-                    <w:r>
-                      <w:rPr>
-                        <w:noProof/>
-                      </w:rPr>
-                      <w:t> </w:t>
+                      <w:t xml:space="preserve">Rotten ceiling joist (Hallway, next to the manhole): The joist is soft and cracked and won't take a person's weight</w:t>
                     </w:r>
                     <w:r>
                       <w:fldChar w:fldCharType="end"/>
@@ -5962,31 +5844,7 @@
                       <w:rPr>
                         <w:noProof/>
                       </w:rPr>
-                      <w:t> </w:t>
-                    </w:r>
-                    <w:r>
-                      <w:rPr>
-                        <w:noProof/>
-                      </w:rPr>
-                      <w:t> </w:t>
-                    </w:r>
-                    <w:r>
-                      <w:rPr>
-                        <w:noProof/>
-                      </w:rPr>
-                      <w:t> </w:t>
-                    </w:r>
-                    <w:r>
-                      <w:rPr>
-                        <w:noProof/>
-                      </w:rPr>
-                      <w:t> </w:t>
-                    </w:r>
-                    <w:r>
-                      <w:rPr>
-                        <w:noProof/>
-                      </w:rPr>
-                      <w:t> </w:t>
+                      <w:t xml:space="preserve">Builder to replace the joist before insulation goes in</w:t>
                     </w:r>
                     <w:r>
                       <w:fldChar w:fldCharType="end"/>
@@ -8735,6 +8593,59 @@
               <w:t>I declare that all information contained in and attached to this form is correct and not misleading by inclusion or omission</w:t>
             </w:r>
           </w:p>
+          <w:p>
+            <w:pPr>
+              <w:spacing w:before="60" w:after="60" w:line="240" w:lineRule="auto"/>
+            </w:pPr>
+            <w:r>
+              <w:rPr>
+                <w:noProof/>
+              </w:rPr>
+              <w:drawing>
+                <wp:inline distT="0" distB="0" distL="0" distR="0">
+                  <wp:extent cx="1980000" cy="605000"/>
+                  <wp:docPr id="3360001" name="Signature 1" descr="Signature 1"/>
+                  <wp:cNvGraphicFramePr>
+                    <a:graphicFrameLocks xmlns:a="http://schemas.openxmlformats.org/drawingml/2006/main" noChangeAspect="1"/>
+                  </wp:cNvGraphicFramePr>
+                  <a:graphic xmlns:a="http://schemas.openxmlformats.org/drawingml/2006/main">
+                    <a:graphicData uri="http://schemas.openxmlformats.org/drawingml/2006/picture">
+                      <pic:pic xmlns:pic="http://schemas.openxmlformats.org/drawingml/2006/picture">
+                        <pic:nvPicPr>
+                          <pic:cNvPr id="3360001" name="Signature 1"/>
+                          <pic:cNvPicPr/>
+                        </pic:nvPicPr>
+                        <pic:blipFill>
+                          <a:blip r:embed="rIdHivSignature1"/>
+                          <a:stretch>
+                            <a:fillRect/>
+                          </a:stretch>
+                        </pic:blipFill>
+                        <pic:spPr>
+                          <a:xfrm>
+                            <a:off x="0" y="0"/>
+                            <a:ext cx="1980000" cy="605000"/>
+                          </a:xfrm>
+                          <a:prstGeom prst="rect">
+                            <a:avLst/>
+                          </a:prstGeom>
+                        </pic:spPr>
+                      </pic:pic>
+                    </a:graphicData>
+                  </a:graphic>
+                </wp:inline>
+              </w:drawing>
+            </w:r>
+            <w:r>
+              <w:br/>
+            </w:r>
+            <w:r>
+              <w:rPr>
+                <w:noProof/>
+              </w:rPr>
+              <w:t xml:space="preserve">Signed in Mitti on 28/10/2026</w:t>
+            </w:r>
+          </w:p>
         </w:tc>
       </w:tr>
     </w:tbl>
@@ -9557,6 +9468,50 @@
           </w:p>
           <w:p>
             <w:pPr>
+              <w:spacing w:before="60" w:after="60" w:line="240" w:lineRule="auto"/>
+            </w:pPr>
+            <w:r>
+              <w:rPr>
+                <w:noProof/>
+              </w:rPr>
+              <w:drawing>
+                <wp:inline distT="0" distB="0" distL="0" distR="0">
+                  <wp:extent cx="1980000" cy="605000"/>
+                  <wp:docPr id="3360002" name="Signature 2" descr="Signature 2"/>
+                  <wp:cNvGraphicFramePr>
+                    <a:graphicFrameLocks xmlns:a="http://schemas.openxmlformats.org/drawingml/2006/main" noChangeAspect="1"/>
+                  </wp:cNvGraphicFramePr>
+                  <a:graphic xmlns:a="http://schemas.openxmlformats.org/drawingml/2006/main">
+                    <a:graphicData uri="http://schemas.openxmlformats.org/drawingml/2006/picture">
+                      <pic:pic xmlns:pic="http://schemas.openxmlformats.org/drawingml/2006/picture">
+                        <pic:nvPicPr>
+                          <pic:cNvPr id="3360002" name="Signature 2"/>
+                          <pic:cNvPicPr/>
+                        </pic:nvPicPr>
+                        <pic:blipFill>
+                          <a:blip r:embed="rIdHivSignature2"/>
+                          <a:stretch>
+                            <a:fillRect/>
+                          </a:stretch>
+                        </pic:blipFill>
+                        <pic:spPr>
+                          <a:xfrm>
+                            <a:off x="0" y="0"/>
+                            <a:ext cx="1980000" cy="605000"/>
+                          </a:xfrm>
+                          <a:prstGeom prst="rect">
+                            <a:avLst/>
+                          </a:prstGeom>
+                        </pic:spPr>
+                      </pic:pic>
+                    </a:graphicData>
+                  </a:graphic>
+                </wp:inline>
+              </w:drawing>
+            </w:r>
+          </w:p>
+          <w:p>
+            <w:pPr>
               <w:pStyle w:val="HandwrittenSignature"/>
             </w:pPr>
             <w:r>
@@ -9580,7 +9535,7 @@
               <w:rPr>
                 <w:noProof/>
               </w:rPr>
-              <w:t xml:space="preserve">Sam Spark (signed electronically on 03/11/2026)</w:t>
+              <w:t xml:space="preserve">Signed in Mitti on 03/11/2026</w:t>
             </w:r>
             <w:r>
               <w:fldChar w:fldCharType="end"/>
